--- a/informes/informe_seguimiento_taboada_2026-03.docx
+++ b/informes/informe_seguimiento_taboada_2026-03.docx
@@ -272,6 +272,17 @@
             </w:r>
           </w:p>
         </w:tc>
+        <w:tc>
+          <w:tcPr/>
+          <w:p>
+            <w:r>
+              <w:rPr>
+                <w:b/>
+              </w:rPr>
+              <w:t>Grado de cumplimentación</w:t>
+            </w:r>
+          </w:p>
+        </w:tc>
       </w:tr>
       <w:tr>
         <w:tc>
@@ -279,6 +290,14 @@
           <w:p>
             <w:r>
               <w:t xml:space="preserve">Utilizar el Laser de desgaste</w:t>
+            </w:r>
+          </w:p>
+        </w:tc>
+        <w:tc>
+          <w:tcPr/>
+          <w:p>
+            <w:r>
+              <w:t/>
             </w:r>
           </w:p>
         </w:tc>

--- a/informes/informe_seguimiento_taboada_2026-03.docx
+++ b/informes/informe_seguimiento_taboada_2026-03.docx
@@ -494,15 +494,27 @@
     <w:p>
       <w:pPr>
         <w:pStyle w:val="Ttulo1"/>
+        <w:rPr>
+          <w:lang w:val="es-ES"/>
+        </w:rPr>
       </w:pPr>
       <w:r>
+        <w:rPr>
+          <w:lang w:val="es-ES"/>
+        </w:rPr>
         <w:t>Cuadro de Calidad CX 2026</w:t>
       </w:r>
     </w:p>
     <w:p>
+      <w:pPr>
+        <w:rPr>
+          <w:lang w:val="es-ES"/>
+        </w:rPr>
+      </w:pPr>
       <w:r>
         <w:rPr>
           <w:b/>
+          <w:lang w:val="es-ES"/>
         </w:rPr>
         <w:t>Canarias (51AQ3 AU) — Audi Service</w:t>
       </w:r>
@@ -527,9 +539,29 @@
     <w:p>
       <w:pPr>
         <w:pStyle w:val="Listaconvietas"/>
+        <w:rPr>
+          <w:lang w:val="es-ES"/>
+        </w:rPr>
       </w:pPr>
       <w:r>
-        <w:t>Satisfacción General (CEM Q4): 4,80 — 2/2 pts  |  Referencia: 0pts &lt;4,60 | 1pt ≥4,60 | 2pts ≥4,80</w:t>
+        <w:rPr>
+          <w:lang w:val="es-ES"/>
+        </w:rPr>
+        <w:t xml:space="preserve">Satisfacción General (CEM Q4): 4,80 — 2/2 </w:t>
+      </w:r>
+      <w:proofErr w:type="spellStart"/>
+      <w:r>
+        <w:rPr>
+          <w:lang w:val="es-ES"/>
+        </w:rPr>
+        <w:t>pts</w:t>
+      </w:r>
+      <w:proofErr w:type="spellEnd"/>
+      <w:r>
+        <w:rPr>
+          <w:lang w:val="es-ES"/>
+        </w:rPr>
+        <w:t xml:space="preserve">  |  Referencia: 0pts &lt;4,60 | 1pt ≥4,60 | 2pts ≥4,80</w:t>
       </w:r>
     </w:p>
     <w:p>
@@ -538,34 +570,109 @@
           <w:b/>
           <w:color w:val="C0392B"/>
         </w:rPr>
-        <w:t>Puntos a mejorar</w:t>
+        <w:t xml:space="preserve">Puntos a </w:t>
+      </w:r>
+      <w:proofErr w:type="spellStart"/>
+      <w:r>
+        <w:rPr>
+          <w:b/>
+          <w:color w:val="C0392B"/>
+        </w:rPr>
+        <w:t>mejorar</w:t>
+      </w:r>
+      <w:proofErr w:type="spellEnd"/>
+    </w:p>
+    <w:p>
+      <w:pPr>
+        <w:pStyle w:val="Listaconvietas"/>
+        <w:rPr>
+          <w:lang w:val="es-ES"/>
+        </w:rPr>
+      </w:pPr>
+      <w:r>
+        <w:rPr>
+          <w:lang w:val="es-ES"/>
+        </w:rPr>
+        <w:t xml:space="preserve">Medidas de Servicio (EC28): — — 1/2 </w:t>
+      </w:r>
+      <w:proofErr w:type="spellStart"/>
+      <w:r>
+        <w:rPr>
+          <w:lang w:val="es-ES"/>
+        </w:rPr>
+        <w:t>pts</w:t>
+      </w:r>
+      <w:proofErr w:type="spellEnd"/>
+      <w:r>
+        <w:rPr>
+          <w:lang w:val="es-ES"/>
+        </w:rPr>
+        <w:t xml:space="preserve">  |  Referencia: 0pts &gt;5% | 1pt ≤5% | 2pts ≤1%</w:t>
       </w:r>
     </w:p>
     <w:p>
       <w:pPr>
         <w:pStyle w:val="Listaconvietas"/>
+        <w:rPr>
+          <w:lang w:val="es-ES"/>
+        </w:rPr>
       </w:pPr>
       <w:r>
-        <w:t>Medidas de Servicio (EC28): — — 1/2 pts  |  Referencia: 0pts &gt;5% | 1pt ≤5% | 2pts ≤1%</w:t>
+        <w:rPr>
+          <w:lang w:val="es-ES"/>
+        </w:rPr>
+        <w:t xml:space="preserve">Conectividad Posventa: 43,94% — 1/2 </w:t>
+      </w:r>
+      <w:proofErr w:type="spellStart"/>
+      <w:r>
+        <w:rPr>
+          <w:lang w:val="es-ES"/>
+        </w:rPr>
+        <w:t>pts</w:t>
+      </w:r>
+      <w:proofErr w:type="spellEnd"/>
+      <w:r>
+        <w:rPr>
+          <w:lang w:val="es-ES"/>
+        </w:rPr>
+        <w:t xml:space="preserve">  |  Referencia: 0pts &lt;25% | 1pt ≥25% | 2pts ≥45%</w:t>
       </w:r>
     </w:p>
     <w:p>
       <w:pPr>
         <w:pStyle w:val="Listaconvietas"/>
+        <w:rPr>
+          <w:lang w:val="es-ES"/>
+        </w:rPr>
       </w:pPr>
       <w:r>
-        <w:t>Conectividad Posventa: 43,94% — 1/2 pts  |  Referencia: 0pts &lt;25% | 1pt ≥25% | 2pts ≥45%</w:t>
+        <w:rPr>
+          <w:lang w:val="es-ES"/>
+        </w:rPr>
+        <w:t xml:space="preserve">Información Proceso (TRS): 84,62% — 1/2 </w:t>
+      </w:r>
+      <w:proofErr w:type="spellStart"/>
+      <w:r>
+        <w:rPr>
+          <w:lang w:val="es-ES"/>
+        </w:rPr>
+        <w:t>pts</w:t>
+      </w:r>
+      <w:proofErr w:type="spellEnd"/>
+      <w:r>
+        <w:rPr>
+          <w:lang w:val="es-ES"/>
+        </w:rPr>
+        <w:t xml:space="preserve">  |  Referencia: 0pts &lt;80% | 1pt ≥80% | 2pts ≥90%</w:t>
       </w:r>
     </w:p>
     <w:p>
       <w:pPr>
-        <w:pStyle w:val="Listaconvietas"/>
+        <w:rPr>
+          <w:lang w:val="es-ES"/>
+        </w:rPr>
       </w:pPr>
-      <w:r>
-        <w:t>Información Proceso (TRS): 84,62% — 1/2 pts  |  Referencia: 0pts &lt;80% | 1pt ≥80% | 2pts ≥90%</w:t>
-      </w:r>
     </w:p>
-    <w:p/>
     <w:p>
       <w:pPr>
         <w:pStyle w:val="Ttulo1"/>
@@ -725,10 +832,10 @@
         <w:tblLook w:val="04A0" w:firstRow="1" w:lastRow="0" w:firstColumn="1" w:lastColumn="0" w:noHBand="0" w:noVBand="1"/>
       </w:tblPr>
       <w:tblGrid>
-        <w:gridCol w:w="3040"/>
+        <w:gridCol w:w="3102"/>
         <w:gridCol w:w="1503"/>
-        <w:gridCol w:w="1363"/>
-        <w:gridCol w:w="2814"/>
+        <w:gridCol w:w="1338"/>
+        <w:gridCol w:w="2777"/>
       </w:tblGrid>
       <w:tr>
         <w:tc>
@@ -799,6 +906,7 @@
               <w:rPr>
                 <w:lang w:val="es-ES"/>
               </w:rPr>
+              <w:lastRenderedPageBreak/>
               <w:t>Utilizar el Laser de desgaste</w:t>
             </w:r>
           </w:p>
@@ -856,6 +964,366 @@
                 <w:lang w:val="es-ES"/>
               </w:rPr>
               <w:t xml:space="preserve">Mejorar en todos los KPIS de One. </w:t>
+            </w:r>
+          </w:p>
+        </w:tc>
+        <w:tc>
+          <w:tcPr>
+            <w:tcW w:w="0" w:type="auto"/>
+          </w:tcPr>
+          <w:p>
+            <w:pPr>
+              <w:rPr>
+                <w:lang w:val="es-ES"/>
+              </w:rPr>
+            </w:pPr>
+          </w:p>
+        </w:tc>
+        <w:tc>
+          <w:tcPr>
+            <w:tcW w:w="0" w:type="auto"/>
+          </w:tcPr>
+          <w:p>
+            <w:pPr>
+              <w:rPr>
+                <w:lang w:val="es-ES"/>
+              </w:rPr>
+            </w:pPr>
+          </w:p>
+        </w:tc>
+        <w:tc>
+          <w:tcPr>
+            <w:tcW w:w="0" w:type="auto"/>
+          </w:tcPr>
+          <w:p>
+            <w:pPr>
+              <w:rPr>
+                <w:lang w:val="es-ES"/>
+              </w:rPr>
+            </w:pPr>
+          </w:p>
+        </w:tc>
+      </w:tr>
+      <w:tr>
+        <w:tc>
+          <w:tcPr>
+            <w:tcW w:w="0" w:type="auto"/>
+          </w:tcPr>
+          <w:p>
+            <w:pPr>
+              <w:rPr>
+                <w:lang w:val="es-ES"/>
+              </w:rPr>
+            </w:pPr>
+            <w:r>
+              <w:rPr>
+                <w:lang w:val="es-ES"/>
+              </w:rPr>
+              <w:t>Foco en desgaste</w:t>
+            </w:r>
+          </w:p>
+        </w:tc>
+        <w:tc>
+          <w:tcPr>
+            <w:tcW w:w="0" w:type="auto"/>
+          </w:tcPr>
+          <w:p>
+            <w:pPr>
+              <w:rPr>
+                <w:lang w:val="es-ES"/>
+              </w:rPr>
+            </w:pPr>
+          </w:p>
+        </w:tc>
+        <w:tc>
+          <w:tcPr>
+            <w:tcW w:w="0" w:type="auto"/>
+          </w:tcPr>
+          <w:p>
+            <w:pPr>
+              <w:rPr>
+                <w:lang w:val="es-ES"/>
+              </w:rPr>
+            </w:pPr>
+          </w:p>
+        </w:tc>
+        <w:tc>
+          <w:tcPr>
+            <w:tcW w:w="0" w:type="auto"/>
+          </w:tcPr>
+          <w:p>
+            <w:pPr>
+              <w:rPr>
+                <w:lang w:val="es-ES"/>
+              </w:rPr>
+            </w:pPr>
+          </w:p>
+        </w:tc>
+      </w:tr>
+      <w:tr>
+        <w:tc>
+          <w:tcPr>
+            <w:tcW w:w="0" w:type="auto"/>
+          </w:tcPr>
+          <w:p>
+            <w:pPr>
+              <w:rPr>
+                <w:lang w:val="es-ES"/>
+              </w:rPr>
+            </w:pPr>
+            <w:proofErr w:type="spellStart"/>
+            <w:r>
+              <w:rPr>
+                <w:lang w:val="es-ES"/>
+              </w:rPr>
+              <w:t>Connect</w:t>
+            </w:r>
+            <w:proofErr w:type="spellEnd"/>
+            <w:r>
+              <w:rPr>
+                <w:lang w:val="es-ES"/>
+              </w:rPr>
+              <w:t xml:space="preserve"> </w:t>
+            </w:r>
+          </w:p>
+        </w:tc>
+        <w:tc>
+          <w:tcPr>
+            <w:tcW w:w="0" w:type="auto"/>
+          </w:tcPr>
+          <w:p>
+            <w:pPr>
+              <w:rPr>
+                <w:lang w:val="es-ES"/>
+              </w:rPr>
+            </w:pPr>
+          </w:p>
+        </w:tc>
+        <w:tc>
+          <w:tcPr>
+            <w:tcW w:w="0" w:type="auto"/>
+          </w:tcPr>
+          <w:p>
+            <w:pPr>
+              <w:rPr>
+                <w:lang w:val="es-ES"/>
+              </w:rPr>
+            </w:pPr>
+          </w:p>
+        </w:tc>
+        <w:tc>
+          <w:tcPr>
+            <w:tcW w:w="0" w:type="auto"/>
+          </w:tcPr>
+          <w:p>
+            <w:pPr>
+              <w:rPr>
+                <w:lang w:val="es-ES"/>
+              </w:rPr>
+            </w:pPr>
+          </w:p>
+        </w:tc>
+      </w:tr>
+      <w:tr>
+        <w:tc>
+          <w:tcPr>
+            <w:tcW w:w="0" w:type="auto"/>
+          </w:tcPr>
+          <w:p>
+            <w:pPr>
+              <w:rPr>
+                <w:lang w:val="es-ES"/>
+              </w:rPr>
+            </w:pPr>
+            <w:r>
+              <w:rPr>
+                <w:lang w:val="es-ES"/>
+              </w:rPr>
+              <w:t xml:space="preserve">Mirar condiciones de la copa </w:t>
+            </w:r>
+            <w:proofErr w:type="spellStart"/>
+            <w:r>
+              <w:rPr>
+                <w:lang w:val="es-ES"/>
+              </w:rPr>
+              <w:t>horch</w:t>
+            </w:r>
+            <w:proofErr w:type="spellEnd"/>
+          </w:p>
+        </w:tc>
+        <w:tc>
+          <w:tcPr>
+            <w:tcW w:w="0" w:type="auto"/>
+          </w:tcPr>
+          <w:p>
+            <w:pPr>
+              <w:rPr>
+                <w:lang w:val="es-ES"/>
+              </w:rPr>
+            </w:pPr>
+          </w:p>
+        </w:tc>
+        <w:tc>
+          <w:tcPr>
+            <w:tcW w:w="0" w:type="auto"/>
+          </w:tcPr>
+          <w:p>
+            <w:pPr>
+              <w:rPr>
+                <w:lang w:val="es-ES"/>
+              </w:rPr>
+            </w:pPr>
+          </w:p>
+        </w:tc>
+        <w:tc>
+          <w:tcPr>
+            <w:tcW w:w="0" w:type="auto"/>
+          </w:tcPr>
+          <w:p>
+            <w:pPr>
+              <w:rPr>
+                <w:lang w:val="es-ES"/>
+              </w:rPr>
+            </w:pPr>
+          </w:p>
+        </w:tc>
+      </w:tr>
+      <w:tr>
+        <w:tc>
+          <w:tcPr>
+            <w:tcW w:w="0" w:type="auto"/>
+          </w:tcPr>
+          <w:p>
+            <w:pPr>
+              <w:rPr>
+                <w:lang w:val="es-ES"/>
+              </w:rPr>
+            </w:pPr>
+            <w:r>
+              <w:rPr>
+                <w:lang w:val="es-ES"/>
+              </w:rPr>
+              <w:t xml:space="preserve">Service </w:t>
+            </w:r>
+            <w:proofErr w:type="spellStart"/>
+            <w:r>
+              <w:rPr>
+                <w:lang w:val="es-ES"/>
+              </w:rPr>
+              <w:t>cam</w:t>
+            </w:r>
+            <w:proofErr w:type="spellEnd"/>
+          </w:p>
+        </w:tc>
+        <w:tc>
+          <w:tcPr>
+            <w:tcW w:w="0" w:type="auto"/>
+          </w:tcPr>
+          <w:p>
+            <w:pPr>
+              <w:rPr>
+                <w:lang w:val="es-ES"/>
+              </w:rPr>
+            </w:pPr>
+          </w:p>
+        </w:tc>
+        <w:tc>
+          <w:tcPr>
+            <w:tcW w:w="0" w:type="auto"/>
+          </w:tcPr>
+          <w:p>
+            <w:pPr>
+              <w:rPr>
+                <w:lang w:val="es-ES"/>
+              </w:rPr>
+            </w:pPr>
+          </w:p>
+        </w:tc>
+        <w:tc>
+          <w:tcPr>
+            <w:tcW w:w="0" w:type="auto"/>
+          </w:tcPr>
+          <w:p>
+            <w:pPr>
+              <w:rPr>
+                <w:lang w:val="es-ES"/>
+              </w:rPr>
+            </w:pPr>
+          </w:p>
+        </w:tc>
+      </w:tr>
+      <w:tr>
+        <w:tc>
+          <w:tcPr>
+            <w:tcW w:w="0" w:type="auto"/>
+          </w:tcPr>
+          <w:p>
+            <w:pPr>
+              <w:rPr>
+                <w:lang w:val="es-ES"/>
+              </w:rPr>
+            </w:pPr>
+            <w:r>
+              <w:rPr>
+                <w:lang w:val="es-ES"/>
+              </w:rPr>
+              <w:t>Diferidos</w:t>
+            </w:r>
+          </w:p>
+        </w:tc>
+        <w:tc>
+          <w:tcPr>
+            <w:tcW w:w="0" w:type="auto"/>
+          </w:tcPr>
+          <w:p>
+            <w:pPr>
+              <w:rPr>
+                <w:lang w:val="es-ES"/>
+              </w:rPr>
+            </w:pPr>
+          </w:p>
+        </w:tc>
+        <w:tc>
+          <w:tcPr>
+            <w:tcW w:w="0" w:type="auto"/>
+          </w:tcPr>
+          <w:p>
+            <w:pPr>
+              <w:rPr>
+                <w:lang w:val="es-ES"/>
+              </w:rPr>
+            </w:pPr>
+          </w:p>
+        </w:tc>
+        <w:tc>
+          <w:tcPr>
+            <w:tcW w:w="0" w:type="auto"/>
+          </w:tcPr>
+          <w:p>
+            <w:pPr>
+              <w:rPr>
+                <w:lang w:val="es-ES"/>
+              </w:rPr>
+            </w:pPr>
+          </w:p>
+        </w:tc>
+      </w:tr>
+      <w:tr>
+        <w:tc>
+          <w:tcPr>
+            <w:tcW w:w="0" w:type="auto"/>
+          </w:tcPr>
+          <w:p>
+            <w:pPr>
+              <w:rPr>
+                <w:lang w:val="es-ES"/>
+              </w:rPr>
+            </w:pPr>
+            <w:r>
+              <w:rPr>
+                <w:lang w:val="es-ES"/>
+              </w:rPr>
+              <w:t>Multimedia</w:t>
             </w:r>
           </w:p>
         </w:tc>
